--- a/data/niveles/Reportes/Archivo/Reporte_Niveles_Hidrometricos_2026-10-09_1200.docx
+++ b/data/niveles/Reportes/Archivo/Reporte_Niveles_Hidrometricos_2026-10-09_1200.docx
@@ -3665,7 +3665,7 @@
                 <w:b w:val="0"/>
                 <w:sz w:val="14"/>
               </w:rPr>
-              <w:t>+2.17</w:t>
+              <w:t>-0.06</w:t>
             </w:r>
           </w:p>
         </w:tc>
@@ -3787,7 +3787,7 @@
                 <w:b w:val="0"/>
                 <w:sz w:val="14"/>
               </w:rPr>
-              <w:t>+2.07</w:t>
+              <w:t>-0.06</w:t>
             </w:r>
           </w:p>
         </w:tc>
